--- a/IGI/LR1/Report_LR1.docx
+++ b/IGI/LR1/Report_LR1.docx
@@ -463,12 +463,7 @@
         <w:tc>
           <w:tcPr>
             <w:tcW w:w="5103" w:type="dxa"/>
-            <w:tcBorders>
-              <w:top w:val="nil"/>
-              <w:left w:val="nil"/>
-              <w:bottom w:val="nil"/>
-              <w:right w:val="nil"/>
-            </w:tcBorders>
+            <w:tcBorders/>
           </w:tcPr>
           <w:p>
             <w:pPr>
@@ -492,7 +487,27 @@
                 <w:szCs w:val="24"/>
                 <w:lang w:val="ru-RU" w:eastAsia="ru-RU" w:bidi="ar-SA"/>
               </w:rPr>
-              <w:t>Выполнил студент группы 353503</w:t>
+              <w:t xml:space="preserve">Выполнил студент группы </w:t>
+            </w:r>
+            <w:r>
+              <w:rPr>
+                <w:rFonts w:eastAsia="Times New Roman" w:cs="Times New Roman"/>
+                <w:color w:themeColor="text1" w:val="000000"/>
+                <w:kern w:val="0"/>
+                <w:szCs w:val="24"/>
+                <w:lang w:val="ru-RU" w:eastAsia="ru-RU" w:bidi="ar-SA"/>
+              </w:rPr>
+              <w:t>4</w:t>
+            </w:r>
+            <w:r>
+              <w:rPr>
+                <w:rFonts w:eastAsia="Times New Roman" w:cs="Times New Roman"/>
+                <w:color w:themeColor="text1" w:val="000000"/>
+                <w:kern w:val="0"/>
+                <w:szCs w:val="24"/>
+                <w:lang w:val="ru-RU" w:eastAsia="ru-RU" w:bidi="ar-SA"/>
+              </w:rPr>
+              <w:t>53503</w:t>
             </w:r>
           </w:p>
           <w:p>
@@ -511,14 +526,8 @@
               </w:rPr>
             </w:pPr>
             <w:r>
-              <w:rPr>
-                <w:rFonts w:eastAsia="Times New Roman" w:cs="Times New Roman"/>
-                <w:color w:themeColor="text1" w:val="000000"/>
-                <w:kern w:val="0"/>
-                <w:szCs w:val="26"/>
-                <w:lang w:val="ru-RU" w:eastAsia="ru-RU" w:bidi="ar-SA"/>
-              </w:rPr>
-              <w:t>БАХМАТ Анна Михайловна</w:t>
+              <w:rPr/>
+              <w:t>ПОМЕТЬКО Денис Иосифович</w:t>
             </w:r>
           </w:p>
         </w:tc>
@@ -530,11 +539,7 @@
         <w:tc>
           <w:tcPr>
             <w:tcW w:w="5103" w:type="dxa"/>
-            <w:tcBorders>
-              <w:top w:val="nil"/>
-              <w:left w:val="nil"/>
-              <w:right w:val="nil"/>
-            </w:tcBorders>
+            <w:tcBorders/>
           </w:tcPr>
           <w:p>
             <w:pPr>
@@ -554,9 +559,8 @@
               <w:rPr>
                 <w:rFonts w:eastAsia="Times New Roman" w:cs="Times New Roman"/>
                 <w:color w:themeColor="text1" w:val="000000"/>
-                <w:kern w:val="0"/>
                 <w:szCs w:val="24"/>
-                <w:lang w:val="ru-RU" w:eastAsia="ru-RU" w:bidi="ar-SA"/>
+                <w:lang w:eastAsia="ru-RU"/>
               </w:rPr>
             </w:r>
           </w:p>
@@ -569,11 +573,7 @@
         <w:tc>
           <w:tcPr>
             <w:tcW w:w="5103" w:type="dxa"/>
-            <w:tcBorders>
-              <w:left w:val="nil"/>
-              <w:bottom w:val="nil"/>
-              <w:right w:val="nil"/>
-            </w:tcBorders>
+            <w:tcBorders/>
           </w:tcPr>
           <w:p>
             <w:pPr>
@@ -611,12 +611,7 @@
         <w:tc>
           <w:tcPr>
             <w:tcW w:w="5103" w:type="dxa"/>
-            <w:tcBorders>
-              <w:top w:val="nil"/>
-              <w:left w:val="nil"/>
-              <w:bottom w:val="nil"/>
-              <w:right w:val="nil"/>
-            </w:tcBorders>
+            <w:tcBorders/>
           </w:tcPr>
           <w:p>
             <w:pPr>
@@ -678,11 +673,7 @@
         <w:tc>
           <w:tcPr>
             <w:tcW w:w="5103" w:type="dxa"/>
-            <w:tcBorders>
-              <w:top w:val="nil"/>
-              <w:left w:val="nil"/>
-              <w:right w:val="nil"/>
-            </w:tcBorders>
+            <w:tcBorders/>
           </w:tcPr>
           <w:p>
             <w:pPr>
@@ -702,9 +693,8 @@
               <w:rPr>
                 <w:rFonts w:eastAsia="Times New Roman" w:cs="Times New Roman"/>
                 <w:color w:themeColor="text1" w:val="000000"/>
-                <w:kern w:val="0"/>
                 <w:szCs w:val="24"/>
-                <w:lang w:val="ru-RU" w:eastAsia="ru-RU" w:bidi="ar-SA"/>
+                <w:lang w:eastAsia="ru-RU"/>
               </w:rPr>
             </w:r>
           </w:p>
@@ -717,11 +707,7 @@
         <w:tc>
           <w:tcPr>
             <w:tcW w:w="5103" w:type="dxa"/>
-            <w:tcBorders>
-              <w:left w:val="nil"/>
-              <w:bottom w:val="nil"/>
-              <w:right w:val="nil"/>
-            </w:tcBorders>
+            <w:tcBorders/>
           </w:tcPr>
           <w:p>
             <w:pPr>
@@ -888,7 +874,6 @@
           <w:rFonts w:eastAsia="Times New Roman" w:cs="Times New Roman"/>
           <w:color w:themeColor="text1" w:val="000000"/>
           <w:szCs w:val="24"/>
-          <w:lang w:val="en-US"/>
         </w:rPr>
       </w:r>
     </w:p>
@@ -927,18 +912,7 @@
           <w:sz w:val="24"/>
           <w:szCs w:val="24"/>
         </w:rPr>
-        <w:t>Минск 202</w:t>
-      </w:r>
-      <w:r>
-        <w:rPr>
-          <w:rFonts w:eastAsia="Times New Roman" w:cs="Times New Roman" w:ascii="Times New Roman" w:hAnsi="Times New Roman"/>
-          <w:b w:val="false"/>
-          <w:i w:val="false"/>
-          <w:color w:themeColor="text1" w:val="000000"/>
-          <w:sz w:val="24"/>
-          <w:szCs w:val="24"/>
-        </w:rPr>
-        <w:t>6</w:t>
+        <w:t>Минск 2026</w:t>
       </w:r>
       <w:r>
         <w:br w:type="page"/>
@@ -947,6 +921,8 @@
     <w:p>
       <w:pPr>
         <w:pStyle w:val="Heading1"/>
+        <w:spacing w:before="0" w:after="0"/>
+        <w:ind w:hanging="0" w:left="0"/>
         <w:rPr>
           <w:rFonts w:ascii="Times New Roman" w:hAnsi="Times New Roman" w:eastAsia="Times New Roman"/>
           <w:b/>
@@ -968,6 +944,7 @@
     <w:p>
       <w:pPr>
         <w:pStyle w:val="Heading2"/>
+        <w:ind w:hanging="0" w:left="0"/>
         <w:rPr>
           <w:rFonts w:ascii="Times New Roman" w:hAnsi="Times New Roman" w:eastAsia="Times New Roman"/>
           <w:b/>
@@ -1187,6 +1164,7 @@
     <w:p>
       <w:pPr>
         <w:pStyle w:val="Heading2"/>
+        <w:ind w:hanging="0" w:left="0"/>
         <w:rPr>
           <w:rFonts w:ascii="Times New Roman" w:hAnsi="Times New Roman" w:eastAsia="Times New Roman"/>
           <w:b/>
@@ -1217,7 +1195,12 @@
         </w:rPr>
       </w:pPr>
       <w:r>
-        <w:rPr/>
+        <w:rPr>
+          <w:rFonts w:eastAsia="Times New Roman" w:ascii="Times New Roman" w:hAnsi="Times New Roman"/>
+          <w:b/>
+          <w:i w:val="false"/>
+          <w:sz w:val="28"/>
+        </w:rPr>
       </w:r>
     </w:p>
     <w:p>
@@ -1522,7 +1505,12 @@
         </w:rPr>
       </w:pPr>
       <w:r>
-        <w:rPr/>
+        <w:rPr>
+          <w:rFonts w:eastAsia="Times New Roman" w:ascii="Times New Roman" w:hAnsi="Times New Roman"/>
+          <w:b w:val="false"/>
+          <w:i w:val="false"/>
+          <w:sz w:val="24"/>
+        </w:rPr>
       </w:r>
     </w:p>
     <w:p>
@@ -1926,6 +1914,7 @@
     <w:p>
       <w:pPr>
         <w:pStyle w:val="Heading2"/>
+        <w:ind w:hanging="0" w:left="0"/>
         <w:rPr>
           <w:rFonts w:ascii="Times New Roman" w:hAnsi="Times New Roman" w:eastAsia="Times New Roman"/>
           <w:b/>
@@ -1956,7 +1945,12 @@
         </w:rPr>
       </w:pPr>
       <w:r>
-        <w:rPr/>
+        <w:rPr>
+          <w:rFonts w:eastAsia="Times New Roman" w:ascii="Times New Roman" w:hAnsi="Times New Roman"/>
+          <w:b/>
+          <w:i w:val="false"/>
+          <w:sz w:val="28"/>
+        </w:rPr>
       </w:r>
     </w:p>
     <w:p>
@@ -2061,6 +2055,7 @@
     <w:p>
       <w:pPr>
         <w:pStyle w:val="Heading2"/>
+        <w:ind w:hanging="0" w:left="0"/>
         <w:rPr/>
       </w:pPr>
       <w:r>
@@ -2085,7 +2080,12 @@
         </w:rPr>
       </w:pPr>
       <w:r>
-        <w:rPr/>
+        <w:rPr>
+          <w:rFonts w:eastAsia="Times New Roman" w:ascii="Times New Roman" w:hAnsi="Times New Roman"/>
+          <w:b/>
+          <w:i w:val="false"/>
+          <w:sz w:val="28"/>
+        </w:rPr>
       </w:r>
     </w:p>
     <w:p>
@@ -4302,6 +4302,7 @@
     <w:p>
       <w:pPr>
         <w:pStyle w:val="Heading2"/>
+        <w:ind w:hanging="0" w:left="0"/>
         <w:rPr>
           <w:rFonts w:ascii="Times New Roman" w:hAnsi="Times New Roman" w:eastAsia="Times New Roman"/>
           <w:b/>
@@ -5097,6 +5098,7 @@
     <w:p>
       <w:pPr>
         <w:pStyle w:val="Heading2"/>
+        <w:ind w:hanging="0" w:left="0"/>
         <w:rPr>
           <w:rFonts w:ascii="Times New Roman" w:hAnsi="Times New Roman" w:eastAsia="Times New Roman"/>
           <w:b/>
@@ -5292,125 +5294,6 @@
   <w:abstractNum w:abstractNumId="1">
     <w:lvl w:ilvl="0">
       <w:start w:val="1"/>
-      <w:numFmt w:val="none"/>
-      <w:suff w:val="nothing"/>
-      <w:lvlText w:val="%1"/>
-      <w:lvlJc w:val="left"/>
-      <w:pPr>
-        <w:tabs>
-          <w:tab w:val="num" w:pos="0"/>
-        </w:tabs>
-        <w:ind w:left="0" w:hanging="0"/>
-      </w:pPr>
-    </w:lvl>
-    <w:lvl w:ilvl="1">
-      <w:start w:val="1"/>
-      <w:numFmt w:val="none"/>
-      <w:suff w:val="nothing"/>
-      <w:lvlText w:val="%2"/>
-      <w:lvlJc w:val="left"/>
-      <w:pPr>
-        <w:tabs>
-          <w:tab w:val="num" w:pos="0"/>
-        </w:tabs>
-        <w:ind w:left="0" w:hanging="0"/>
-      </w:pPr>
-    </w:lvl>
-    <w:lvl w:ilvl="2">
-      <w:start w:val="1"/>
-      <w:numFmt w:val="none"/>
-      <w:suff w:val="nothing"/>
-      <w:lvlText w:val="%3"/>
-      <w:lvlJc w:val="left"/>
-      <w:pPr>
-        <w:tabs>
-          <w:tab w:val="num" w:pos="0"/>
-        </w:tabs>
-        <w:ind w:left="0" w:hanging="0"/>
-      </w:pPr>
-    </w:lvl>
-    <w:lvl w:ilvl="3">
-      <w:start w:val="1"/>
-      <w:numFmt w:val="none"/>
-      <w:suff w:val="nothing"/>
-      <w:lvlText w:val="%4"/>
-      <w:lvlJc w:val="left"/>
-      <w:pPr>
-        <w:tabs>
-          <w:tab w:val="num" w:pos="0"/>
-        </w:tabs>
-        <w:ind w:left="0" w:hanging="0"/>
-      </w:pPr>
-    </w:lvl>
-    <w:lvl w:ilvl="4">
-      <w:start w:val="1"/>
-      <w:numFmt w:val="none"/>
-      <w:suff w:val="nothing"/>
-      <w:lvlText w:val="%5"/>
-      <w:lvlJc w:val="left"/>
-      <w:pPr>
-        <w:tabs>
-          <w:tab w:val="num" w:pos="0"/>
-        </w:tabs>
-        <w:ind w:left="0" w:hanging="0"/>
-      </w:pPr>
-    </w:lvl>
-    <w:lvl w:ilvl="5">
-      <w:start w:val="1"/>
-      <w:numFmt w:val="none"/>
-      <w:suff w:val="nothing"/>
-      <w:lvlText w:val="%6"/>
-      <w:lvlJc w:val="left"/>
-      <w:pPr>
-        <w:tabs>
-          <w:tab w:val="num" w:pos="0"/>
-        </w:tabs>
-        <w:ind w:left="0" w:hanging="0"/>
-      </w:pPr>
-    </w:lvl>
-    <w:lvl w:ilvl="6">
-      <w:start w:val="1"/>
-      <w:numFmt w:val="none"/>
-      <w:suff w:val="nothing"/>
-      <w:lvlText w:val="%7"/>
-      <w:lvlJc w:val="left"/>
-      <w:pPr>
-        <w:tabs>
-          <w:tab w:val="num" w:pos="0"/>
-        </w:tabs>
-        <w:ind w:left="0" w:hanging="0"/>
-      </w:pPr>
-    </w:lvl>
-    <w:lvl w:ilvl="7">
-      <w:start w:val="1"/>
-      <w:numFmt w:val="none"/>
-      <w:suff w:val="nothing"/>
-      <w:lvlText w:val="%8"/>
-      <w:lvlJc w:val="left"/>
-      <w:pPr>
-        <w:tabs>
-          <w:tab w:val="num" w:pos="0"/>
-        </w:tabs>
-        <w:ind w:left="0" w:hanging="0"/>
-      </w:pPr>
-    </w:lvl>
-    <w:lvl w:ilvl="8">
-      <w:start w:val="1"/>
-      <w:numFmt w:val="none"/>
-      <w:suff w:val="nothing"/>
-      <w:lvlText w:val="%9"/>
-      <w:lvlJc w:val="left"/>
-      <w:pPr>
-        <w:tabs>
-          <w:tab w:val="num" w:pos="0"/>
-        </w:tabs>
-        <w:ind w:left="0" w:hanging="0"/>
-      </w:pPr>
-    </w:lvl>
-  </w:abstractNum>
-  <w:abstractNum w:abstractNumId="2">
-    <w:lvl w:ilvl="0">
-      <w:start w:val="1"/>
       <w:numFmt w:val="bullet"/>
       <w:lvlText w:val=""/>
       <w:lvlJc w:val="left"/>
@@ -5435,6 +5318,7 @@
         </w:tabs>
         <w:ind w:left="1080" w:hanging="360"/>
       </w:pPr>
+      <w:rPr/>
     </w:lvl>
     <w:lvl w:ilvl="2">
       <w:start w:val="1"/>
@@ -5447,6 +5331,7 @@
         </w:tabs>
         <w:ind w:left="1440" w:hanging="360"/>
       </w:pPr>
+      <w:rPr/>
     </w:lvl>
     <w:lvl w:ilvl="3">
       <w:start w:val="1"/>
@@ -5459,6 +5344,7 @@
         </w:tabs>
         <w:ind w:left="1800" w:hanging="360"/>
       </w:pPr>
+      <w:rPr/>
     </w:lvl>
     <w:lvl w:ilvl="4">
       <w:start w:val="1"/>
@@ -5471,6 +5357,7 @@
         </w:tabs>
         <w:ind w:left="2160" w:hanging="360"/>
       </w:pPr>
+      <w:rPr/>
     </w:lvl>
     <w:lvl w:ilvl="5">
       <w:start w:val="1"/>
@@ -5483,6 +5370,7 @@
         </w:tabs>
         <w:ind w:left="2520" w:hanging="360"/>
       </w:pPr>
+      <w:rPr/>
     </w:lvl>
     <w:lvl w:ilvl="6">
       <w:start w:val="1"/>
@@ -5495,6 +5383,7 @@
         </w:tabs>
         <w:ind w:left="2880" w:hanging="360"/>
       </w:pPr>
+      <w:rPr/>
     </w:lvl>
     <w:lvl w:ilvl="7">
       <w:start w:val="1"/>
@@ -5507,6 +5396,7 @@
         </w:tabs>
         <w:ind w:left="3240" w:hanging="360"/>
       </w:pPr>
+      <w:rPr/>
     </w:lvl>
     <w:lvl w:ilvl="8">
       <w:start w:val="1"/>
@@ -5519,9 +5409,10 @@
         </w:tabs>
         <w:ind w:left="3600" w:hanging="360"/>
       </w:pPr>
+      <w:rPr/>
     </w:lvl>
   </w:abstractNum>
-  <w:abstractNum w:abstractNumId="3">
+  <w:abstractNum w:abstractNumId="2">
     <w:lvl w:ilvl="0">
       <w:start w:val="1"/>
       <w:numFmt w:val="bullet"/>
@@ -5548,6 +5439,7 @@
         </w:tabs>
         <w:ind w:left="1080" w:hanging="360"/>
       </w:pPr>
+      <w:rPr/>
     </w:lvl>
     <w:lvl w:ilvl="2">
       <w:start w:val="1"/>
@@ -5560,6 +5452,7 @@
         </w:tabs>
         <w:ind w:left="1440" w:hanging="360"/>
       </w:pPr>
+      <w:rPr/>
     </w:lvl>
     <w:lvl w:ilvl="3">
       <w:start w:val="1"/>
@@ -5572,6 +5465,7 @@
         </w:tabs>
         <w:ind w:left="1800" w:hanging="360"/>
       </w:pPr>
+      <w:rPr/>
     </w:lvl>
     <w:lvl w:ilvl="4">
       <w:start w:val="1"/>
@@ -5584,6 +5478,7 @@
         </w:tabs>
         <w:ind w:left="2160" w:hanging="360"/>
       </w:pPr>
+      <w:rPr/>
     </w:lvl>
     <w:lvl w:ilvl="5">
       <w:start w:val="1"/>
@@ -5596,6 +5491,7 @@
         </w:tabs>
         <w:ind w:left="2520" w:hanging="360"/>
       </w:pPr>
+      <w:rPr/>
     </w:lvl>
     <w:lvl w:ilvl="6">
       <w:start w:val="1"/>
@@ -5608,6 +5504,7 @@
         </w:tabs>
         <w:ind w:left="2880" w:hanging="360"/>
       </w:pPr>
+      <w:rPr/>
     </w:lvl>
     <w:lvl w:ilvl="7">
       <w:start w:val="1"/>
@@ -5620,6 +5517,7 @@
         </w:tabs>
         <w:ind w:left="3240" w:hanging="360"/>
       </w:pPr>
+      <w:rPr/>
     </w:lvl>
     <w:lvl w:ilvl="8">
       <w:start w:val="1"/>
@@ -5632,9 +5530,10 @@
         </w:tabs>
         <w:ind w:left="3600" w:hanging="360"/>
       </w:pPr>
+      <w:rPr/>
     </w:lvl>
   </w:abstractNum>
-  <w:abstractNum w:abstractNumId="4">
+  <w:abstractNum w:abstractNumId="3">
     <w:lvl w:ilvl="0">
       <w:start w:val="1"/>
       <w:numFmt w:val="bullet"/>
@@ -5661,6 +5560,7 @@
         </w:tabs>
         <w:ind w:left="1080" w:hanging="360"/>
       </w:pPr>
+      <w:rPr/>
     </w:lvl>
     <w:lvl w:ilvl="2">
       <w:start w:val="1"/>
@@ -5673,6 +5573,7 @@
         </w:tabs>
         <w:ind w:left="1440" w:hanging="360"/>
       </w:pPr>
+      <w:rPr/>
     </w:lvl>
     <w:lvl w:ilvl="3">
       <w:start w:val="1"/>
@@ -5685,6 +5586,7 @@
         </w:tabs>
         <w:ind w:left="1800" w:hanging="360"/>
       </w:pPr>
+      <w:rPr/>
     </w:lvl>
     <w:lvl w:ilvl="4">
       <w:start w:val="1"/>
@@ -5697,6 +5599,7 @@
         </w:tabs>
         <w:ind w:left="2160" w:hanging="360"/>
       </w:pPr>
+      <w:rPr/>
     </w:lvl>
     <w:lvl w:ilvl="5">
       <w:start w:val="1"/>
@@ -5709,6 +5612,7 @@
         </w:tabs>
         <w:ind w:left="2520" w:hanging="360"/>
       </w:pPr>
+      <w:rPr/>
     </w:lvl>
     <w:lvl w:ilvl="6">
       <w:start w:val="1"/>
@@ -5721,6 +5625,7 @@
         </w:tabs>
         <w:ind w:left="2880" w:hanging="360"/>
       </w:pPr>
+      <w:rPr/>
     </w:lvl>
     <w:lvl w:ilvl="7">
       <w:start w:val="1"/>
@@ -5733,6 +5638,7 @@
         </w:tabs>
         <w:ind w:left="3240" w:hanging="360"/>
       </w:pPr>
+      <w:rPr/>
     </w:lvl>
     <w:lvl w:ilvl="8">
       <w:start w:val="1"/>
@@ -5745,6 +5651,126 @@
         </w:tabs>
         <w:ind w:left="3600" w:hanging="360"/>
       </w:pPr>
+      <w:rPr/>
+    </w:lvl>
+  </w:abstractNum>
+  <w:abstractNum w:abstractNumId="4">
+    <w:lvl w:ilvl="0">
+      <w:start w:val="1"/>
+      <w:numFmt w:val="decimal"/>
+      <w:lvlText w:val="%1."/>
+      <w:lvlJc w:val="left"/>
+      <w:pPr>
+        <w:tabs>
+          <w:tab w:val="num" w:pos="360"/>
+        </w:tabs>
+        <w:ind w:left="360" w:hanging="360"/>
+      </w:pPr>
+      <w:rPr/>
+    </w:lvl>
+    <w:lvl w:ilvl="1">
+      <w:start w:val="1"/>
+      <w:numFmt w:val="decimal"/>
+      <w:lvlText w:val="%2."/>
+      <w:lvlJc w:val="left"/>
+      <w:pPr>
+        <w:tabs>
+          <w:tab w:val="num" w:pos="1080"/>
+        </w:tabs>
+        <w:ind w:left="1080" w:hanging="360"/>
+      </w:pPr>
+      <w:rPr/>
+    </w:lvl>
+    <w:lvl w:ilvl="2">
+      <w:start w:val="1"/>
+      <w:numFmt w:val="decimal"/>
+      <w:lvlText w:val="%3."/>
+      <w:lvlJc w:val="left"/>
+      <w:pPr>
+        <w:tabs>
+          <w:tab w:val="num" w:pos="1440"/>
+        </w:tabs>
+        <w:ind w:left="1440" w:hanging="360"/>
+      </w:pPr>
+      <w:rPr/>
+    </w:lvl>
+    <w:lvl w:ilvl="3">
+      <w:start w:val="1"/>
+      <w:numFmt w:val="decimal"/>
+      <w:lvlText w:val="%4."/>
+      <w:lvlJc w:val="left"/>
+      <w:pPr>
+        <w:tabs>
+          <w:tab w:val="num" w:pos="1800"/>
+        </w:tabs>
+        <w:ind w:left="1800" w:hanging="360"/>
+      </w:pPr>
+      <w:rPr/>
+    </w:lvl>
+    <w:lvl w:ilvl="4">
+      <w:start w:val="1"/>
+      <w:numFmt w:val="decimal"/>
+      <w:lvlText w:val="%5."/>
+      <w:lvlJc w:val="left"/>
+      <w:pPr>
+        <w:tabs>
+          <w:tab w:val="num" w:pos="2160"/>
+        </w:tabs>
+        <w:ind w:left="2160" w:hanging="360"/>
+      </w:pPr>
+      <w:rPr/>
+    </w:lvl>
+    <w:lvl w:ilvl="5">
+      <w:start w:val="1"/>
+      <w:numFmt w:val="decimal"/>
+      <w:lvlText w:val="%6."/>
+      <w:lvlJc w:val="left"/>
+      <w:pPr>
+        <w:tabs>
+          <w:tab w:val="num" w:pos="2520"/>
+        </w:tabs>
+        <w:ind w:left="2520" w:hanging="360"/>
+      </w:pPr>
+      <w:rPr/>
+    </w:lvl>
+    <w:lvl w:ilvl="6">
+      <w:start w:val="1"/>
+      <w:numFmt w:val="decimal"/>
+      <w:lvlText w:val="%7."/>
+      <w:lvlJc w:val="left"/>
+      <w:pPr>
+        <w:tabs>
+          <w:tab w:val="num" w:pos="2880"/>
+        </w:tabs>
+        <w:ind w:left="2880" w:hanging="360"/>
+      </w:pPr>
+      <w:rPr/>
+    </w:lvl>
+    <w:lvl w:ilvl="7">
+      <w:start w:val="1"/>
+      <w:numFmt w:val="decimal"/>
+      <w:lvlText w:val="%8."/>
+      <w:lvlJc w:val="left"/>
+      <w:pPr>
+        <w:tabs>
+          <w:tab w:val="num" w:pos="3240"/>
+        </w:tabs>
+        <w:ind w:left="3240" w:hanging="360"/>
+      </w:pPr>
+      <w:rPr/>
+    </w:lvl>
+    <w:lvl w:ilvl="8">
+      <w:start w:val="1"/>
+      <w:numFmt w:val="decimal"/>
+      <w:lvlText w:val="%9."/>
+      <w:lvlJc w:val="left"/>
+      <w:pPr>
+        <w:tabs>
+          <w:tab w:val="num" w:pos="3600"/>
+        </w:tabs>
+        <w:ind w:left="3600" w:hanging="360"/>
+      </w:pPr>
+      <w:rPr/>
     </w:lvl>
   </w:abstractNum>
   <w:abstractNum w:abstractNumId="5">
@@ -5755,9 +5781,9 @@
       <w:lvlJc w:val="left"/>
       <w:pPr>
         <w:tabs>
-          <w:tab w:val="num" w:pos="360"/>
+          <w:tab w:val="num" w:pos="720"/>
         </w:tabs>
-        <w:ind w:left="360" w:hanging="360"/>
+        <w:ind w:left="720" w:hanging="360"/>
       </w:pPr>
       <w:rPr/>
     </w:lvl>
@@ -5772,6 +5798,7 @@
         </w:tabs>
         <w:ind w:left="1080" w:hanging="360"/>
       </w:pPr>
+      <w:rPr/>
     </w:lvl>
     <w:lvl w:ilvl="2">
       <w:start w:val="1"/>
@@ -5784,6 +5811,7 @@
         </w:tabs>
         <w:ind w:left="1440" w:hanging="360"/>
       </w:pPr>
+      <w:rPr/>
     </w:lvl>
     <w:lvl w:ilvl="3">
       <w:start w:val="1"/>
@@ -5796,6 +5824,7 @@
         </w:tabs>
         <w:ind w:left="1800" w:hanging="360"/>
       </w:pPr>
+      <w:rPr/>
     </w:lvl>
     <w:lvl w:ilvl="4">
       <w:start w:val="1"/>
@@ -5808,6 +5837,7 @@
         </w:tabs>
         <w:ind w:left="2160" w:hanging="360"/>
       </w:pPr>
+      <w:rPr/>
     </w:lvl>
     <w:lvl w:ilvl="5">
       <w:start w:val="1"/>
@@ -5820,6 +5850,7 @@
         </w:tabs>
         <w:ind w:left="2520" w:hanging="360"/>
       </w:pPr>
+      <w:rPr/>
     </w:lvl>
     <w:lvl w:ilvl="6">
       <w:start w:val="1"/>
@@ -5832,6 +5863,7 @@
         </w:tabs>
         <w:ind w:left="2880" w:hanging="360"/>
       </w:pPr>
+      <w:rPr/>
     </w:lvl>
     <w:lvl w:ilvl="7">
       <w:start w:val="1"/>
@@ -5844,6 +5876,7 @@
         </w:tabs>
         <w:ind w:left="3240" w:hanging="360"/>
       </w:pPr>
+      <w:rPr/>
     </w:lvl>
     <w:lvl w:ilvl="8">
       <w:start w:val="1"/>
@@ -5856,6 +5889,7 @@
         </w:tabs>
         <w:ind w:left="3600" w:hanging="360"/>
       </w:pPr>
+      <w:rPr/>
     </w:lvl>
   </w:abstractNum>
   <w:abstractNum w:abstractNumId="6">
@@ -5866,9 +5900,9 @@
       <w:lvlJc w:val="left"/>
       <w:pPr>
         <w:tabs>
-          <w:tab w:val="num" w:pos="720"/>
+          <w:tab w:val="num" w:pos="1080"/>
         </w:tabs>
-        <w:ind w:left="720" w:hanging="360"/>
+        <w:ind w:left="1080" w:hanging="360"/>
       </w:pPr>
       <w:rPr/>
     </w:lvl>
@@ -5883,6 +5917,7 @@
         </w:tabs>
         <w:ind w:left="1080" w:hanging="360"/>
       </w:pPr>
+      <w:rPr/>
     </w:lvl>
     <w:lvl w:ilvl="2">
       <w:start w:val="1"/>
@@ -5895,6 +5930,7 @@
         </w:tabs>
         <w:ind w:left="1440" w:hanging="360"/>
       </w:pPr>
+      <w:rPr/>
     </w:lvl>
     <w:lvl w:ilvl="3">
       <w:start w:val="1"/>
@@ -5907,6 +5943,7 @@
         </w:tabs>
         <w:ind w:left="1800" w:hanging="360"/>
       </w:pPr>
+      <w:rPr/>
     </w:lvl>
     <w:lvl w:ilvl="4">
       <w:start w:val="1"/>
@@ -5919,6 +5956,7 @@
         </w:tabs>
         <w:ind w:left="2160" w:hanging="360"/>
       </w:pPr>
+      <w:rPr/>
     </w:lvl>
     <w:lvl w:ilvl="5">
       <w:start w:val="1"/>
@@ -5931,6 +5969,7 @@
         </w:tabs>
         <w:ind w:left="2520" w:hanging="360"/>
       </w:pPr>
+      <w:rPr/>
     </w:lvl>
     <w:lvl w:ilvl="6">
       <w:start w:val="1"/>
@@ -5943,6 +5982,7 @@
         </w:tabs>
         <w:ind w:left="2880" w:hanging="360"/>
       </w:pPr>
+      <w:rPr/>
     </w:lvl>
     <w:lvl w:ilvl="7">
       <w:start w:val="1"/>
@@ -5955,6 +5995,7 @@
         </w:tabs>
         <w:ind w:left="3240" w:hanging="360"/>
       </w:pPr>
+      <w:rPr/>
     </w:lvl>
     <w:lvl w:ilvl="8">
       <w:start w:val="1"/>
@@ -5967,116 +6008,125 @@
         </w:tabs>
         <w:ind w:left="3600" w:hanging="360"/>
       </w:pPr>
+      <w:rPr/>
     </w:lvl>
   </w:abstractNum>
   <w:abstractNum w:abstractNumId="7">
     <w:lvl w:ilvl="0">
       <w:start w:val="1"/>
-      <w:numFmt w:val="decimal"/>
-      <w:lvlText w:val="%1."/>
+      <w:numFmt w:val="none"/>
+      <w:suff w:val="nothing"/>
+      <w:lvlText w:val=""/>
       <w:lvlJc w:val="left"/>
       <w:pPr>
         <w:tabs>
-          <w:tab w:val="num" w:pos="1080"/>
+          <w:tab w:val="num" w:pos="0"/>
         </w:tabs>
-        <w:ind w:left="1080" w:hanging="360"/>
-      </w:pPr>
-      <w:rPr/>
+        <w:ind w:left="0" w:hanging="0"/>
+      </w:pPr>
     </w:lvl>
     <w:lvl w:ilvl="1">
       <w:start w:val="1"/>
-      <w:numFmt w:val="decimal"/>
-      <w:lvlText w:val="%2."/>
+      <w:numFmt w:val="none"/>
+      <w:suff w:val="nothing"/>
+      <w:lvlText w:val=""/>
       <w:lvlJc w:val="left"/>
       <w:pPr>
         <w:tabs>
-          <w:tab w:val="num" w:pos="1080"/>
+          <w:tab w:val="num" w:pos="0"/>
         </w:tabs>
-        <w:ind w:left="1080" w:hanging="360"/>
+        <w:ind w:left="0" w:hanging="0"/>
       </w:pPr>
     </w:lvl>
     <w:lvl w:ilvl="2">
       <w:start w:val="1"/>
-      <w:numFmt w:val="decimal"/>
-      <w:lvlText w:val="%3."/>
+      <w:numFmt w:val="none"/>
+      <w:suff w:val="nothing"/>
+      <w:lvlText w:val=""/>
       <w:lvlJc w:val="left"/>
       <w:pPr>
         <w:tabs>
-          <w:tab w:val="num" w:pos="1440"/>
+          <w:tab w:val="num" w:pos="0"/>
         </w:tabs>
-        <w:ind w:left="1440" w:hanging="360"/>
+        <w:ind w:left="0" w:hanging="0"/>
       </w:pPr>
     </w:lvl>
     <w:lvl w:ilvl="3">
       <w:start w:val="1"/>
-      <w:numFmt w:val="decimal"/>
-      <w:lvlText w:val="%4."/>
+      <w:numFmt w:val="none"/>
+      <w:suff w:val="nothing"/>
+      <w:lvlText w:val=""/>
       <w:lvlJc w:val="left"/>
       <w:pPr>
         <w:tabs>
-          <w:tab w:val="num" w:pos="1800"/>
+          <w:tab w:val="num" w:pos="0"/>
         </w:tabs>
-        <w:ind w:left="1800" w:hanging="360"/>
+        <w:ind w:left="0" w:hanging="0"/>
       </w:pPr>
     </w:lvl>
     <w:lvl w:ilvl="4">
       <w:start w:val="1"/>
-      <w:numFmt w:val="decimal"/>
-      <w:lvlText w:val="%5."/>
+      <w:numFmt w:val="none"/>
+      <w:suff w:val="nothing"/>
+      <w:lvlText w:val=""/>
       <w:lvlJc w:val="left"/>
       <w:pPr>
         <w:tabs>
-          <w:tab w:val="num" w:pos="2160"/>
+          <w:tab w:val="num" w:pos="0"/>
         </w:tabs>
-        <w:ind w:left="2160" w:hanging="360"/>
+        <w:ind w:left="0" w:hanging="0"/>
       </w:pPr>
     </w:lvl>
     <w:lvl w:ilvl="5">
       <w:start w:val="1"/>
-      <w:numFmt w:val="decimal"/>
-      <w:lvlText w:val="%6."/>
+      <w:numFmt w:val="none"/>
+      <w:suff w:val="nothing"/>
+      <w:lvlText w:val=""/>
       <w:lvlJc w:val="left"/>
       <w:pPr>
         <w:tabs>
-          <w:tab w:val="num" w:pos="2520"/>
+          <w:tab w:val="num" w:pos="0"/>
         </w:tabs>
-        <w:ind w:left="2520" w:hanging="360"/>
+        <w:ind w:left="0" w:hanging="0"/>
       </w:pPr>
     </w:lvl>
     <w:lvl w:ilvl="6">
       <w:start w:val="1"/>
-      <w:numFmt w:val="decimal"/>
-      <w:lvlText w:val="%7."/>
+      <w:numFmt w:val="none"/>
+      <w:suff w:val="nothing"/>
+      <w:lvlText w:val=""/>
       <w:lvlJc w:val="left"/>
       <w:pPr>
         <w:tabs>
-          <w:tab w:val="num" w:pos="2880"/>
+          <w:tab w:val="num" w:pos="0"/>
         </w:tabs>
-        <w:ind w:left="2880" w:hanging="360"/>
+        <w:ind w:left="0" w:hanging="0"/>
       </w:pPr>
     </w:lvl>
     <w:lvl w:ilvl="7">
       <w:start w:val="1"/>
-      <w:numFmt w:val="decimal"/>
-      <w:lvlText w:val="%8."/>
+      <w:numFmt w:val="none"/>
+      <w:suff w:val="nothing"/>
+      <w:lvlText w:val=""/>
       <w:lvlJc w:val="left"/>
       <w:pPr>
         <w:tabs>
-          <w:tab w:val="num" w:pos="3240"/>
+          <w:tab w:val="num" w:pos="0"/>
         </w:tabs>
-        <w:ind w:left="3240" w:hanging="360"/>
+        <w:ind w:left="0" w:hanging="0"/>
       </w:pPr>
     </w:lvl>
     <w:lvl w:ilvl="8">
       <w:start w:val="1"/>
-      <w:numFmt w:val="decimal"/>
-      <w:lvlText w:val="%9."/>
+      <w:numFmt w:val="none"/>
+      <w:suff w:val="nothing"/>
+      <w:lvlText w:val=""/>
       <w:lvlJc w:val="left"/>
       <w:pPr>
         <w:tabs>
-          <w:tab w:val="num" w:pos="3600"/>
+          <w:tab w:val="num" w:pos="0"/>
         </w:tabs>
-        <w:ind w:left="3600" w:hanging="360"/>
+        <w:ind w:left="0" w:hanging="0"/>
       </w:pPr>
     </w:lvl>
   </w:abstractNum>
@@ -6126,15 +6176,14 @@
     <w:qFormat/>
     <w:pPr>
       <w:widowControl/>
-      <w:kinsoku w:val="true"/>
-      <w:overflowPunct w:val="true"/>
-      <w:autoSpaceDE w:val="true"/>
+      <w:suppressAutoHyphens w:val="true"/>
+      <w:overflowPunct w:val="false"/>
       <w:bidi w:val="0"/>
       <w:spacing w:lineRule="auto" w:line="276" w:before="0" w:after="200"/>
       <w:jc w:val="left"/>
     </w:pPr>
     <w:rPr>
-      <w:rFonts w:ascii="Cambria" w:hAnsi="Cambria" w:eastAsia="ＭＳ 明朝"/>
+      <w:rFonts w:ascii="Cambria" w:hAnsi="Cambria" w:eastAsia="ＭＳ 明朝" w:cs="Noto Sans Arabic UI"/>
       <w:color w:val="auto"/>
       <w:kern w:val="0"/>
       <w:sz w:val="22"/>
@@ -6750,15 +6799,14 @@
     <w:qFormat/>
     <w:pPr>
       <w:widowControl/>
-      <w:kinsoku w:val="true"/>
-      <w:overflowPunct w:val="true"/>
-      <w:autoSpaceDE w:val="true"/>
+      <w:suppressAutoHyphens w:val="true"/>
+      <w:overflowPunct w:val="false"/>
       <w:bidi w:val="0"/>
       <w:spacing w:lineRule="auto" w:line="240" w:before="0" w:after="0"/>
       <w:jc w:val="left"/>
     </w:pPr>
     <w:rPr>
-      <w:rFonts w:ascii="Cambria" w:hAnsi="Cambria" w:eastAsia="ＭＳ 明朝"/>
+      <w:rFonts w:ascii="Cambria" w:hAnsi="Cambria" w:eastAsia="ＭＳ 明朝" w:cs="Noto Sans Arabic UI"/>
       <w:color w:val="auto"/>
       <w:kern w:val="0"/>
       <w:sz w:val="22"/>
@@ -6867,7 +6915,7 @@
     <w:pPr>
       <w:numPr>
         <w:ilvl w:val="0"/>
-        <w:numId w:val="2"/>
+        <w:numId w:val="1"/>
       </w:numPr>
       <w:spacing w:before="0" w:after="200"/>
       <w:contextualSpacing/>
@@ -6880,7 +6928,7 @@
     <w:pPr>
       <w:numPr>
         <w:ilvl w:val="0"/>
-        <w:numId w:val="3"/>
+        <w:numId w:val="2"/>
       </w:numPr>
       <w:spacing w:before="0" w:after="200"/>
       <w:contextualSpacing/>
@@ -6893,7 +6941,7 @@
     <w:pPr>
       <w:numPr>
         <w:ilvl w:val="0"/>
-        <w:numId w:val="4"/>
+        <w:numId w:val="3"/>
       </w:numPr>
       <w:spacing w:before="0" w:after="200"/>
       <w:contextualSpacing/>
@@ -6906,7 +6954,7 @@
     <w:pPr>
       <w:numPr>
         <w:ilvl w:val="0"/>
-        <w:numId w:val="5"/>
+        <w:numId w:val="4"/>
       </w:numPr>
       <w:spacing w:before="0" w:after="200"/>
       <w:contextualSpacing/>
@@ -6919,7 +6967,7 @@
     <w:pPr>
       <w:numPr>
         <w:ilvl w:val="0"/>
-        <w:numId w:val="6"/>
+        <w:numId w:val="5"/>
       </w:numPr>
       <w:spacing w:before="0" w:after="200"/>
       <w:contextualSpacing/>
@@ -6932,7 +6980,7 @@
     <w:pPr>
       <w:numPr>
         <w:ilvl w:val="0"/>
-        <w:numId w:val="7"/>
+        <w:numId w:val="6"/>
       </w:numPr>
       <w:spacing w:before="0" w:after="200"/>
       <w:contextualSpacing/>
@@ -6985,15 +7033,14 @@
         <w:tab w:val="left" w:pos="3456" w:leader="none"/>
         <w:tab w:val="left" w:pos="4032" w:leader="none"/>
       </w:tabs>
-      <w:kinsoku w:val="true"/>
-      <w:overflowPunct w:val="true"/>
-      <w:autoSpaceDE w:val="true"/>
+      <w:suppressAutoHyphens w:val="true"/>
+      <w:overflowPunct w:val="false"/>
       <w:bidi w:val="0"/>
       <w:spacing w:lineRule="auto" w:line="276" w:before="0" w:after="200"/>
       <w:jc w:val="left"/>
     </w:pPr>
     <w:rPr>
-      <w:rFonts w:ascii="Courier" w:hAnsi="Courier" w:eastAsia="ＭＳ 明朝"/>
+      <w:rFonts w:ascii="Courier" w:hAnsi="Courier" w:eastAsia="ＭＳ 明朝" w:cs="Noto Sans Arabic UI"/>
       <w:color w:val="auto"/>
       <w:kern w:val="0"/>
       <w:sz w:val="20"/>
